--- a/12.5- G1-G9 Sub Exhibits Gov Guard/GovGuard_Exhibit_G9_SecurityArchitecture.docx
+++ b/12.5- G1-G9 Sub Exhibits Gov Guard/GovGuard_Exhibit_G9_SecurityArchitecture.docx
@@ -8,7 +8,7 @@
           <w:b/>
           <w:sz w:val="32"/>
         </w:rPr>
-        <w:t>EXHIBIT G-9</w:t>
+        <w:t>EXHIBIT 28.G9</w:t>
       </w:r>
     </w:p>
     <w:p>
@@ -36,7 +36,7 @@
     </w:p>
     <w:p>
       <w:r>
-        <w:t>Exhibit G-1 (System Architecture) summarizes GovGuard™'s security posture in a single overview table. This exhibit expands that summary into a control-by-control mapping, citing the specific source file implementing each control, consistent with the level of technical detail provided in Exhibit G-2 (Fraud Rule Library) and Exhibit G-3 (ML Model Documentation).</w:t>
+        <w:t>Exhibit 28.G1 (System Architecture) summarizes GovGuard™'s security posture in a single overview table. This exhibit expands that summary into a control-by-control mapping, citing the specific source file implementing each control, consistent with the level of technical detail provided in Exhibit 28.G2 (Fraud Rule Library) and Exhibit 28.G3 (ML Model Documentation).</w:t>
       </w:r>
     </w:p>
     <w:tbl>
@@ -487,7 +487,7 @@
     <w:p/>
     <w:p>
       <w:r>
-        <w:t>Correction to Exhibit G-1: Exhibit G-1's security summary describes PII fields as protected via “HMAC-SHA256” hashing. The current implementation applies one-way SHA-256 hashing (Python hashlib.sha256) to vendor EIN, address, and user email values for entity-matching and lookup purposes (core/auth.py, core/models.py); it does not use a keyed HMAC construction. This exhibit states the implementation as built. Upgrading to a keyed HMAC (with a securely managed secret) would further reduce exposure to offline dictionary attacks against these hashed identifiers and is noted here as a recommended hardening step rather than a completed control.</w:t>
+        <w:t>Correction to Exhibit 28.G1: Exhibit 28.G1's security summary describes PII fields as protected via “HMAC-SHA256” hashing. The current implementation applies one-way SHA-256 hashing (Python hashlib.sha256) to vendor EIN, address, and user email values for entity-matching and lookup purposes (core/auth.py, core/models.py); it does not use a keyed HMAC construction. This exhibit states the implementation as built. Upgrading to a keyed HMAC (with a securely managed secret) would further reduce exposure to offline dictionary attacks against these hashed identifiers and is noted here as a recommended hardening step rather than a completed control.</w:t>
       </w:r>
     </w:p>
     <w:sectPr>
